--- a/public/plantillas/plantilla-base-sciverse.docx
+++ b/public/plantillas/plantilla-base-sciverse.docx
@@ -1364,7 +1364,7 @@
           <w:sz w:val="25"/>
           <w:szCs w:val="25"/>
         </w:rPr>
-        <w:t xml:space="preserve">TABLA DE DATOS DE NITIA (alternativa a la de arriba)</w:t>
+        <w:t xml:space="preserve">TABLA DE DATOS DE SCIVERSE (alternativa a la de arriba)</w:t>
       </w:r>
     </w:p>
     <w:p>

--- a/public/plantillas/plantilla-base-sciverse.docx
+++ b/public/plantillas/plantilla-base-sciverse.docx
@@ -153,7 +153,7 @@
           <w:sz w:val="21"/>
           <w:szCs w:val="21"/>
         </w:rPr>
-        <w:t xml:space="preserve">2. Escribe las marcas a mano.</w:t>
+        <w:t xml:space="preserve">2. Las marcas van en el cuerpo del documento.</w:t>
       </w:r>
     </w:p>
     <w:p>
@@ -166,7 +166,7 @@
           <w:sz w:val="21"/>
           <w:szCs w:val="21"/>
         </w:rPr>
-        <w:t xml:space="preserve">Si las copias con formato, Word puede partirlas en trozos y dejan de reconocerse. Al subir la plantilla te avisaremos si eso ha pasado.</w:t>
+        <w:t xml:space="preserve">Puedes darles el formato que quieras —tipo de letra, tamaño, color— y puedes copiarlas y pegarlas sin problema. Lo que no funciona es escribirlas dentro de un cuadro de texto, una nota al pie o un objeto incrustado: ahí no podemos colocar el contenido. Al subir la plantilla comprobamos cada marca y te decimos si alguna quedó en un sitio que no alcanzamos.</w:t>
       </w:r>
     </w:p>
     <w:p>
